--- a/plasturgie/thermoformage/generalites_sur_le_thermoformage.docx
+++ b/plasturgie/thermoformage/generalites_sur_le_thermoformage.docx
@@ -1092,7 +1092,7 @@
           <v:shape id="_x0000_i1025" type="#_x0000_t75" style="width:366.75pt;height:253.5pt" o:ole="" fillcolor="window">
             <v:imagedata r:id="rId9" o:title=""/>
           </v:shape>
-          <o:OLEObject Type="Embed" ProgID="Word.Picture.8" ShapeID="_x0000_i1025" DrawAspect="Content" ObjectID="_1732659463" r:id="rId10"/>
+          <o:OLEObject Type="Embed" ProgID="Word.Picture.8" ShapeID="_x0000_i1025" DrawAspect="Content" ObjectID="_1849853836" r:id="rId10"/>
         </w:object>
       </w:r>
     </w:p>
@@ -2741,7 +2741,16 @@
           <w:sz w:val="24"/>
           <w:szCs w:val="24"/>
         </w:rPr>
-        <w:t>Les polymères amorphes présentent une plage de formage plus grande comparée aux polymères semi cristallins du fait d’un plateau caoutchoutique très étendu en température avec un module d’élasticité bas (module de Young).</w:t>
+        <w:t xml:space="preserve">Les polymères amorphes présentent une plage de formage plus grande comparée aux </w:t>
+      </w:r>
+      <w:r>
+        <w:rPr>
+          <w:rFonts w:ascii="Arial" w:hAnsi="Arial" w:cs="Arial"/>
+          <w:sz w:val="24"/>
+          <w:szCs w:val="24"/>
+        </w:rPr>
+        <w:lastRenderedPageBreak/>
+        <w:t>polymères semi cristallins du fait d’un plateau caoutchoutique très étendu en température avec un module d’élasticité bas (module de Young).</w:t>
       </w:r>
     </w:p>
     <w:p>
@@ -2763,7 +2772,6 @@
           <w:sz w:val="24"/>
           <w:szCs w:val="24"/>
         </w:rPr>
-        <w:lastRenderedPageBreak/>
         <w:t xml:space="preserve">Les températures </w:t>
       </w:r>
       <w:r>
@@ -4120,7 +4128,6 @@
           <w:szCs w:val="24"/>
           <w:lang w:eastAsia="fr-FR"/>
         </w:rPr>
-        <w:lastRenderedPageBreak/>
         <w:pict>
           <v:shape id="_x0000_s1938" type="#_x0000_t202" style="position:absolute;left:0;text-align:left;margin-left:45.55pt;margin-top:8.55pt;width:510.25pt;height:167.15pt;z-index:252256256" stroked="f">
             <v:textbox style="mso-next-textbox:#_x0000_s1938">
@@ -6470,7 +6477,6 @@
           <w:sz w:val="28"/>
           <w:szCs w:val="28"/>
         </w:rPr>
-        <w:lastRenderedPageBreak/>
         <w:t xml:space="preserve">Extrusion filière plate </w:t>
       </w:r>
     </w:p>
@@ -7315,6 +7321,7 @@
           <w:sz w:val="24"/>
           <w:szCs w:val="24"/>
         </w:rPr>
+        <w:lastRenderedPageBreak/>
         <w:t>Fabrication d'articles à parois minces (emballages perdus de présentation, gobelets, etc.).</w:t>
       </w:r>
     </w:p>
@@ -7422,7 +7429,6 @@
           <w:sz w:val="28"/>
           <w:szCs w:val="28"/>
         </w:rPr>
-        <w:lastRenderedPageBreak/>
         <w:t>Inconvénients</w:t>
       </w:r>
     </w:p>
@@ -10332,9 +10338,12 @@
       </w:pPr>
     </w:p>
     <w:sectPr>
-      <w:footerReference w:type="default" r:id="rId15"/>
-      <w:headerReference w:type="first" r:id="rId16"/>
-      <w:footerReference w:type="first" r:id="rId17"/>
+      <w:headerReference w:type="even" r:id="rId15"/>
+      <w:headerReference w:type="default" r:id="rId16"/>
+      <w:footerReference w:type="even" r:id="rId17"/>
+      <w:footerReference w:type="default" r:id="rId18"/>
+      <w:headerReference w:type="first" r:id="rId19"/>
+      <w:footerReference w:type="first" r:id="rId20"/>
       <w:pgSz w:w="11906" w:h="16838" w:code="9"/>
       <w:pgMar w:top="567" w:right="567" w:bottom="851" w:left="567" w:header="709" w:footer="1361" w:gutter="0"/>
       <w:cols w:space="708"/>
@@ -10365,6 +10374,16 @@
 </file>
 
 <file path=word/footer1.xml><?xml version="1.0" encoding="utf-8"?>
+<w:ftr xmlns:ve="http://schemas.openxmlformats.org/markup-compatibility/2006" xmlns:o="urn:schemas-microsoft-com:office:office" xmlns:r="http://schemas.openxmlformats.org/officeDocument/2006/relationships" xmlns:m="http://schemas.openxmlformats.org/officeDocument/2006/math" xmlns:v="urn:schemas-microsoft-com:vml" xmlns:wp="http://schemas.openxmlformats.org/drawingml/2006/wordprocessingDrawing" xmlns:w10="urn:schemas-microsoft-com:office:word" xmlns:w="http://schemas.openxmlformats.org/wordprocessingml/2006/main" xmlns:wne="http://schemas.microsoft.com/office/word/2006/wordml">
+  <w:p>
+    <w:pPr>
+      <w:pStyle w:val="Pieddepage"/>
+    </w:pPr>
+  </w:p>
+</w:ftr>
+</file>
+
+<file path=word/footer2.xml><?xml version="1.0" encoding="utf-8"?>
 <w:ftr xmlns:ve="http://schemas.openxmlformats.org/markup-compatibility/2006" xmlns:o="urn:schemas-microsoft-com:office:office" xmlns:r="http://schemas.openxmlformats.org/officeDocument/2006/relationships" xmlns:m="http://schemas.openxmlformats.org/officeDocument/2006/math" xmlns:v="urn:schemas-microsoft-com:vml" xmlns:wp="http://schemas.openxmlformats.org/drawingml/2006/wordprocessingDrawing" xmlns:w10="urn:schemas-microsoft-com:office:word" xmlns:w="http://schemas.openxmlformats.org/wordprocessingml/2006/main" xmlns:wne="http://schemas.microsoft.com/office/word/2006/wordml">
   <w:p>
     <w:pPr>
@@ -10512,7 +10531,7 @@
                         <w:sz w:val="24"/>
                         <w:szCs w:val="24"/>
                       </w:rPr>
-                      <w:t>7</w:t>
+                      <w:t>8</w:t>
                     </w:r>
                     <w:r>
                       <w:rPr>
@@ -10761,7 +10780,7 @@
 </w:ftr>
 </file>
 
-<file path=word/footer2.xml><?xml version="1.0" encoding="utf-8"?>
+<file path=word/footer3.xml><?xml version="1.0" encoding="utf-8"?>
 <w:ftr xmlns:ve="http://schemas.openxmlformats.org/markup-compatibility/2006" xmlns:o="urn:schemas-microsoft-com:office:office" xmlns:r="http://schemas.openxmlformats.org/officeDocument/2006/relationships" xmlns:m="http://schemas.openxmlformats.org/officeDocument/2006/math" xmlns:v="urn:schemas-microsoft-com:vml" xmlns:wp="http://schemas.openxmlformats.org/drawingml/2006/wordprocessingDrawing" xmlns:w10="urn:schemas-microsoft-com:office:word" xmlns:w="http://schemas.openxmlformats.org/wordprocessingml/2006/main" xmlns:wne="http://schemas.microsoft.com/office/word/2006/wordml">
   <w:p>
     <w:pPr>
@@ -11094,7 +11113,7 @@
                         <w:sz w:val="24"/>
                         <w:szCs w:val="24"/>
                       </w:rPr>
-                      <w:t>3</w:t>
+                      <w:t>8</w:t>
                     </w:r>
                     <w:r>
                       <w:rPr>
@@ -11186,6 +11205,26 @@
 </file>
 
 <file path=word/header1.xml><?xml version="1.0" encoding="utf-8"?>
+<w:hdr xmlns:ve="http://schemas.openxmlformats.org/markup-compatibility/2006" xmlns:o="urn:schemas-microsoft-com:office:office" xmlns:r="http://schemas.openxmlformats.org/officeDocument/2006/relationships" xmlns:m="http://schemas.openxmlformats.org/officeDocument/2006/math" xmlns:v="urn:schemas-microsoft-com:vml" xmlns:wp="http://schemas.openxmlformats.org/drawingml/2006/wordprocessingDrawing" xmlns:w10="urn:schemas-microsoft-com:office:word" xmlns:w="http://schemas.openxmlformats.org/wordprocessingml/2006/main" xmlns:wne="http://schemas.microsoft.com/office/word/2006/wordml">
+  <w:p>
+    <w:pPr>
+      <w:pStyle w:val="En-tte"/>
+    </w:pPr>
+  </w:p>
+</w:hdr>
+</file>
+
+<file path=word/header2.xml><?xml version="1.0" encoding="utf-8"?>
+<w:hdr xmlns:ve="http://schemas.openxmlformats.org/markup-compatibility/2006" xmlns:o="urn:schemas-microsoft-com:office:office" xmlns:r="http://schemas.openxmlformats.org/officeDocument/2006/relationships" xmlns:m="http://schemas.openxmlformats.org/officeDocument/2006/math" xmlns:v="urn:schemas-microsoft-com:vml" xmlns:wp="http://schemas.openxmlformats.org/drawingml/2006/wordprocessingDrawing" xmlns:w10="urn:schemas-microsoft-com:office:word" xmlns:w="http://schemas.openxmlformats.org/wordprocessingml/2006/main" xmlns:wne="http://schemas.microsoft.com/office/word/2006/wordml">
+  <w:p>
+    <w:pPr>
+      <w:pStyle w:val="En-tte"/>
+    </w:pPr>
+  </w:p>
+</w:hdr>
+</file>
+
+<file path=word/header3.xml><?xml version="1.0" encoding="utf-8"?>
 <w:hdr xmlns:ve="http://schemas.openxmlformats.org/markup-compatibility/2006" xmlns:o="urn:schemas-microsoft-com:office:office" xmlns:r="http://schemas.openxmlformats.org/officeDocument/2006/relationships" xmlns:m="http://schemas.openxmlformats.org/officeDocument/2006/math" xmlns:v="urn:schemas-microsoft-com:vml" xmlns:wp="http://schemas.openxmlformats.org/drawingml/2006/wordprocessingDrawing" xmlns:w10="urn:schemas-microsoft-com:office:word" xmlns:w="http://schemas.openxmlformats.org/wordprocessingml/2006/main" xmlns:wne="http://schemas.microsoft.com/office/word/2006/wordml">
   <w:p>
     <w:r>
@@ -11233,8 +11272,8 @@
         <w:noProof/>
       </w:rPr>
       <w:pict>
-        <v:shape id="_x0000_s2091" type="#_x0000_t202" style="position:absolute;margin-left:-.2pt;margin-top:-6.65pt;width:127.55pt;height:84.75pt;z-index:251681792;mso-width-relative:margin;mso-height-relative:margin;v-text-anchor:middle" filled="f" stroked="f">
-          <v:textbox style="mso-next-textbox:#_x0000_s2091" inset="0,2.5mm,0,0">
+        <v:shape id="_x0000_s2091" type="#_x0000_t202" style="position:absolute;margin-left:-.2pt;margin-top:-6.5pt;width:127.55pt;height:84.75pt;z-index:251681792;mso-width-relative:margin;mso-height-relative:margin;v-text-anchor:middle" filled="f" stroked="f">
+          <v:textbox style="mso-next-textbox:#_x0000_s2091" inset="0,0,0,0">
             <w:txbxContent>
               <w:p>
                 <w:pPr>
@@ -11247,17 +11286,15 @@
                   </w:rPr>
                   <w:drawing>
                     <wp:inline distT="0" distB="0" distL="0" distR="0">
-                      <wp:extent cx="1343496" cy="931697"/>
-                      <wp:effectExtent l="0" t="0" r="0" b="0"/>
-                      <wp:docPr id="1" name="Image 1" descr="logo_lycee.png"/>
-                      <wp:cNvGraphicFramePr>
-                        <a:graphicFrameLocks xmlns:a="http://schemas.openxmlformats.org/drawingml/2006/main" noChangeAspect="1"/>
-                      </wp:cNvGraphicFramePr>
+                      <wp:extent cx="1440000" cy="845419"/>
+                      <wp:effectExtent l="19050" t="0" r="7800" b="0"/>
+                      <wp:docPr id="2" name="Image 1" descr="logo.png"/>
+                      <wp:cNvGraphicFramePr/>
                       <a:graphic xmlns:a="http://schemas.openxmlformats.org/drawingml/2006/main">
                         <a:graphicData uri="http://schemas.openxmlformats.org/drawingml/2006/picture">
                           <pic:pic xmlns:pic="http://schemas.openxmlformats.org/drawingml/2006/picture">
                             <pic:nvPicPr>
-                              <pic:cNvPr id="0" name="logo_lycee.png"/>
+                              <pic:cNvPr id="0" name="logo.png"/>
                               <pic:cNvPicPr/>
                             </pic:nvPicPr>
                             <pic:blipFill>
@@ -11269,7 +11306,7 @@
                             <pic:spPr>
                               <a:xfrm>
                                 <a:off x="0" y="0"/>
-                                <a:ext cx="1344374" cy="932306"/>
+                                <a:ext cx="1440000" cy="845419"/>
                               </a:xfrm>
                               <a:prstGeom prst="rect">
                                 <a:avLst/>
@@ -11398,7 +11435,7 @@
         <v:path o:extrusionok="f" gradientshapeok="t" o:connecttype="rect"/>
         <o:lock v:ext="edit" aspectratio="t"/>
       </v:shapetype>
-      <v:shape id="_x0000_i1032" type="#_x0000_t75" style="width:11.25pt;height:11.25pt" o:bullet="t">
+      <v:shape id="_x0000_i1027" type="#_x0000_t75" style="width:11.25pt;height:11.25pt" o:bullet="t">
         <v:imagedata r:id="rId1" o:title="mso3"/>
       </v:shape>
     </w:pict>
